--- a/docs/security-scans/2026-10-15/JOULARIS_弱點掃描報告_2026-10-15.docx
+++ b/docs/security-scans/2026-10-15/JOULARIS_弱點掃描報告_2026-10-15.docx
@@ -285,7 +285,7 @@
                 <w:sz w:val="19"/>
                 <w:szCs w:val="19"/>
               </w:rPr>
-              <w:t xml:space="preserve">26.11.0</w:t>
+              <w:t xml:space="preserve">26.11.2</w:t>
             </w:r>
           </w:p>
         </w:tc>
@@ -339,7 +339,7 @@
                 <w:sz w:val="19"/>
                 <w:szCs w:val="19"/>
               </w:rPr>
-              <w:t xml:space="preserve">2026 年 10 月 15 日（第 1 輪掃描、修補、第 2 輪重掃同日完成）</w:t>
+              <w:t xml:space="preserve">2026 年 10 月 15 日（第 1 輪掃描、修補、第 2 / 3 輪重掃同日完成）</w:t>
             </w:r>
           </w:p>
         </w:tc>
@@ -447,7 +447,7 @@
                 <w:sz w:val="19"/>
                 <w:szCs w:val="19"/>
               </w:rPr>
-              <w:t xml:space="preserve">修補後重掃版</w:t>
+              <w:t xml:space="preserve">修補後重掃版（第 3 輪）</w:t>
             </w:r>
           </w:p>
         </w:tc>
@@ -917,7 +917,7 @@
           <w:sz w:val="21"/>
           <w:szCs w:val="21"/>
         </w:rPr>
-        <w:t xml:space="preserve">本報告說明 JOULARIS 26.11.0 版於 2026 年 10 月 15 日執行之軟體弱點掃描結果、修補措施與修補後重掃結論。</w:t>
+        <w:t xml:space="preserve">本報告說明 JOULARIS 26.11.2 版於 2026 年 10 月 15 日執行之軟體弱點掃描結果、修補措施與修補後重掃結論。</w:t>
       </w:r>
     </w:p>
     <w:p>
@@ -930,7 +930,7 @@
           <w:sz w:val="21"/>
           <w:szCs w:val="21"/>
         </w:rPr>
-        <w:t xml:space="preserve">掃描涵蓋產品所有交付元件的第三方相依套件（.NET、Python、前端 JavaScript 三個生態）與原始碼安全分析。第 1 輪共發現 12 項登錄弱點，其中原始 CVSS 評分達 High 者 7 項。經同日修補並重掃後，三個生態的套件弱點掃描結果均為零，原始 High 等級弱點無一項維持開放。</w:t>
+        <w:t xml:space="preserve">掃描涵蓋產品所有交付元件的第三方相依套件（.NET、Python、前端 JavaScript 三個生態）與原始碼安全分析。第 1 輪共發現 12 項登錄弱點，其中原始 CVSS 評分達 High 者 7 項。經同日修補並重掃後，三個生態的套件弱點掃描結果均為零，原始 High 等級弱點全數關閉。</w:t>
       </w:r>
     </w:p>
     <w:p>
@@ -1382,7 +1382,7 @@
                 <w:sz w:val="19"/>
                 <w:szCs w:val="19"/>
               </w:rPr>
-              <w:t xml:space="preserve">0（1 項低風險待換版，見 §4）</w:t>
+              <w:t xml:space="preserve">0</w:t>
             </w:r>
           </w:p>
         </w:tc>
@@ -1511,7 +1511,7 @@
           <w:sz w:val="21"/>
           <w:szCs w:val="21"/>
         </w:rPr>
-        <w:t xml:space="preserve">結論：產品目前無已知之高風險第三方套件弱點。剩餘兩項（前端匯出函式庫換版、全站 CSRF 防護強化）皆屬中低風險且已排入修補計畫，時程見第 5 節。</w:t>
+        <w:t xml:space="preserve">結論：產品目前無已知之第三方套件弱點。剩餘項目（全站 CSRF 防護強化、Python 執行環境世代升級）屬中低風險設計改善，已排入修補計畫，時程見第 4.2 節。</w:t>
       </w:r>
     </w:p>
     <w:p>
@@ -5522,6 +5522,86 @@
           </w:p>
         </w:tc>
       </w:tr>
+      <w:tr>
+        <w:tc>
+          <w:tcPr>
+            <w:tcW w:type="dxa" w:w="1700"/>
+            <w:tcMar>
+              <w:top w:type="dxa" w:w="60"/>
+              <w:left w:type="dxa" w:w="80"/>
+              <w:bottom w:type="dxa" w:w="60"/>
+              <w:right w:type="dxa" w:w="80"/>
+            </w:tcMar>
+          </w:tcPr>
+          <w:p>
+            <w:pPr>
+              <w:spacing w:after="0" w:line="260"/>
+            </w:pPr>
+            <w:r>
+              <w:rPr>
+                <w:rFonts w:ascii="Microsoft JhengHei" w:cs="Microsoft JhengHei" w:eastAsia="Microsoft JhengHei" w:hAnsi="Microsoft JhengHei"/>
+                <w:b w:val="false"/>
+                <w:bCs w:val="false"/>
+                <w:sz w:val="19"/>
+                <w:szCs w:val="19"/>
+              </w:rPr>
+              <w:t xml:space="preserve">VUL-2026-007</w:t>
+            </w:r>
+          </w:p>
+        </w:tc>
+        <w:tc>
+          <w:tcPr>
+            <w:tcW w:type="dxa" w:w="4700"/>
+            <w:tcMar>
+              <w:top w:type="dxa" w:w="60"/>
+              <w:left w:type="dxa" w:w="80"/>
+              <w:bottom w:type="dxa" w:w="60"/>
+              <w:right w:type="dxa" w:w="80"/>
+            </w:tcMar>
+          </w:tcPr>
+          <w:p>
+            <w:pPr>
+              <w:spacing w:after="0" w:line="260"/>
+            </w:pPr>
+            <w:r>
+              <w:rPr>
+                <w:rFonts w:ascii="Microsoft JhengHei" w:cs="Microsoft JhengHei" w:eastAsia="Microsoft JhengHei" w:hAnsi="Microsoft JhengHei"/>
+                <w:b w:val="false"/>
+                <w:bCs w:val="false"/>
+                <w:sz w:val="19"/>
+                <w:szCs w:val="19"/>
+              </w:rPr>
+              <w:t xml:space="preserve">SheetJS 匯出函式庫升級至 0.20.3</w:t>
+            </w:r>
+          </w:p>
+        </w:tc>
+        <w:tc>
+          <w:tcPr>
+            <w:tcW w:type="dxa" w:w="3238"/>
+            <w:tcMar>
+              <w:top w:type="dxa" w:w="60"/>
+              <w:left w:type="dxa" w:w="80"/>
+              <w:bottom w:type="dxa" w:w="60"/>
+              <w:right w:type="dxa" w:w="80"/>
+            </w:tcMar>
+          </w:tcPr>
+          <w:p>
+            <w:pPr>
+              <w:spacing w:after="0" w:line="260"/>
+            </w:pPr>
+            <w:r>
+              <w:rPr>
+                <w:rFonts w:ascii="Microsoft JhengHei" w:cs="Microsoft JhengHei" w:eastAsia="Microsoft JhengHei" w:hAnsi="Microsoft JhengHei"/>
+                <w:b w:val="false"/>
+                <w:bCs w:val="false"/>
+                <w:sz w:val="19"/>
+                <w:szCs w:val="19"/>
+              </w:rPr>
+              <w:t xml:space="preserve">匯出 API 煙霧測試通過；retire.js 重掃 0 項</w:t>
+            </w:r>
+          </w:p>
+        </w:tc>
+      </w:tr>
     </w:tbl>
     <w:p>
       <w:pPr>
@@ -5673,112 +5753,6 @@
                 <w:szCs w:val="19"/>
               </w:rPr>
               <w:t xml:space="preserve">預定完成</w:t>
-            </w:r>
-          </w:p>
-        </w:tc>
-      </w:tr>
-      <w:tr>
-        <w:tc>
-          <w:tcPr>
-            <w:tcW w:type="dxa" w:w="1500"/>
-            <w:tcMar>
-              <w:top w:type="dxa" w:w="60"/>
-              <w:left w:type="dxa" w:w="80"/>
-              <w:bottom w:type="dxa" w:w="60"/>
-              <w:right w:type="dxa" w:w="80"/>
-            </w:tcMar>
-          </w:tcPr>
-          <w:p>
-            <w:pPr>
-              <w:spacing w:after="0" w:line="260"/>
-            </w:pPr>
-            <w:r>
-              <w:rPr>
-                <w:rFonts w:ascii="Microsoft JhengHei" w:cs="Microsoft JhengHei" w:eastAsia="Microsoft JhengHei" w:hAnsi="Microsoft JhengHei"/>
-                <w:b w:val="false"/>
-                <w:bCs w:val="false"/>
-                <w:sz w:val="19"/>
-                <w:szCs w:val="19"/>
-              </w:rPr>
-              <w:t xml:space="preserve">VUL-2026-007</w:t>
-            </w:r>
-          </w:p>
-        </w:tc>
-        <w:tc>
-          <w:tcPr>
-            <w:tcW w:type="dxa" w:w="1300"/>
-            <w:tcMar>
-              <w:top w:type="dxa" w:w="60"/>
-              <w:left w:type="dxa" w:w="80"/>
-              <w:bottom w:type="dxa" w:w="60"/>
-              <w:right w:type="dxa" w:w="80"/>
-            </w:tcMar>
-          </w:tcPr>
-          <w:p>
-            <w:pPr>
-              <w:spacing w:after="0" w:line="260"/>
-            </w:pPr>
-            <w:r>
-              <w:rPr>
-                <w:rFonts w:ascii="Microsoft JhengHei" w:cs="Microsoft JhengHei" w:eastAsia="Microsoft JhengHei" w:hAnsi="Microsoft JhengHei"/>
-                <w:b w:val="false"/>
-                <w:bCs w:val="false"/>
-                <w:sz w:val="19"/>
-                <w:szCs w:val="19"/>
-              </w:rPr>
-              <w:t xml:space="preserve">Low</w:t>
-            </w:r>
-          </w:p>
-        </w:tc>
-        <w:tc>
-          <w:tcPr>
-            <w:tcW w:type="dxa" w:w="4800"/>
-            <w:tcMar>
-              <w:top w:type="dxa" w:w="60"/>
-              <w:left w:type="dxa" w:w="80"/>
-              <w:bottom w:type="dxa" w:w="60"/>
-              <w:right w:type="dxa" w:w="80"/>
-            </w:tcMar>
-          </w:tcPr>
-          <w:p>
-            <w:pPr>
-              <w:spacing w:after="0" w:line="260"/>
-            </w:pPr>
-            <w:r>
-              <w:rPr>
-                <w:rFonts w:ascii="Microsoft JhengHei" w:cs="Microsoft JhengHei" w:eastAsia="Microsoft JhengHei" w:hAnsi="Microsoft JhengHei"/>
-                <w:b w:val="false"/>
-                <w:bCs w:val="false"/>
-                <w:sz w:val="19"/>
-                <w:szCs w:val="19"/>
-              </w:rPr>
-              <w:t xml:space="preserve">將 SheetJS 更換為 0.20.x 版</w:t>
-            </w:r>
-          </w:p>
-        </w:tc>
-        <w:tc>
-          <w:tcPr>
-            <w:tcW w:type="dxa" w:w="2038"/>
-            <w:tcMar>
-              <w:top w:type="dxa" w:w="60"/>
-              <w:left w:type="dxa" w:w="80"/>
-              <w:bottom w:type="dxa" w:w="60"/>
-              <w:right w:type="dxa" w:w="80"/>
-            </w:tcMar>
-          </w:tcPr>
-          <w:p>
-            <w:pPr>
-              <w:spacing w:after="0" w:line="260"/>
-            </w:pPr>
-            <w:r>
-              <w:rPr>
-                <w:rFonts w:ascii="Microsoft JhengHei" w:cs="Microsoft JhengHei" w:eastAsia="Microsoft JhengHei" w:hAnsi="Microsoft JhengHei"/>
-                <w:b w:val="false"/>
-                <w:bCs w:val="false"/>
-                <w:sz w:val="19"/>
-                <w:szCs w:val="19"/>
-              </w:rPr>
-              <w:t xml:space="preserve">下一功能版</w:t>
             </w:r>
           </w:p>
         </w:tc>
